--- a/docs/thesis/Full_version_V29_EngD_Thesis_Submission_Draft.docx
+++ b/docs/thesis/Full_version_V29_EngD_Thesis_Submission_Draft.docx
@@ -27645,7 +27645,7 @@
     </w:p>
     <w:p>
       <w:r>
-        <w:t>H.2  Conduct and record. The consultation was a single semi-structured conversation between the author and Dr Yuan. The author first presented the three-stage programme, its findings and the null-hypothesis architecture; Dr Yuan then described her own research area and findings, and responded to the programme's constructs. The record is the author's structured notes, summarised at H.3. Dr Yuan is named with her consent; the consultation record and the attribution confirmation are held with the programme records.</w:t>
+        <w:t>H.2  Conduct and record. The consultation was a single semi-structured conversation between the author and Dr Yuan, conducted on 25 July 2026; her signed consent form is dated 22 July 2026 and its transmittal e-mail is archived with the programme records. The author first presented the three-stage programme, its findings and the null-hypothesis architecture; Dr Yuan then described her own research area and findings, and responded to the programme's constructs. The record is the author's structured notes, summarised at H.3. Dr Yuan is named with her consent; the consultation record and the attribution confirmation are held with the programme records.</w:t>
       </w:r>
     </w:p>
     <w:p>

--- a/docs/thesis/Full_version_V29_EngD_Thesis_Submission_Draft.docx
+++ b/docs/thesis/Full_version_V29_EngD_Thesis_Submission_Draft.docx
@@ -27645,7 +27645,7 @@
     </w:p>
     <w:p>
       <w:r>
-        <w:t>H.2  Conduct and record. The consultation was a single semi-structured conversation between the author and Dr Yuan, conducted on 25 July 2026; her signed consent form is dated 22 July 2026 and its transmittal e-mail is archived with the programme records. The author first presented the three-stage programme, its findings and the null-hypothesis architecture; Dr Yuan then described her own research area and findings, and responded to the programme's constructs. The record is the author's structured notes, summarised at H.3. Dr Yuan is named with her consent; the consultation record and the attribution confirmation are held with the programme records.</w:t>
+        <w:t>H.2  Conduct and record. The consultation was a single semi-structured conversation between the author and Dr Yuan, conducted by telephone in English on 25 July 2026 and lasting approximately 35 minutes; her signed consent form is dated 22 July 2026 and its transmittal e-mail is archived with the programme records. The author first presented the three-stage programme, its findings and the null-hypothesis architecture; Dr Yuan then described her own research area and findings, and responded to the programme's constructs. The record is the author's structured notes, summarised at H.3. Dr Yuan is named with her consent; the consultation record and the attribution confirmation are held with the programme records.</w:t>
       </w:r>
     </w:p>
     <w:p>
